--- a/cailiao/doc/202310310181_林怡神_计算机232_线程安全型队列_最终报告.docx
+++ b/cailiao/doc/202310310181_林怡神_计算机232_线程安全型队列_最终报告.docx
@@ -41,21 +41,12 @@
         <w:rPr>
           <w:rFonts w:ascii="Cambria" w:hAnsi="Cambria"/>
           <w:caps/>
-        </w:rPr>
-      </w:pPr>
-    </w:p>
-    <w:p>
-      <w:pPr>
-        <w:widowControl/>
-        <w:spacing w:line="300" w:lineRule="auto"/>
-        <w:jc w:val="left"/>
-        <w:rPr>
-          <w:rFonts w:ascii="Cambria" w:hAnsi="Cambria"/>
-          <w:caps/>
           <w:color w:val="FF0000"/>
           <w:sz w:val="24"/>
         </w:rPr>
       </w:pPr>
+      <w:bookmarkStart w:id="26" w:name="_GoBack"/>
+      <w:bookmarkEnd w:id="26"/>
     </w:p>
     <w:p>
       <w:pPr>
@@ -513,7 +504,7 @@
     <w:p>
       <w:pPr>
         <w:spacing w:line="720" w:lineRule="auto"/>
-        <w:ind w:left="361" w:hanging="361" w:hangingChars="150"/>
+        <w:ind w:left="361" w:hanging="360" w:hangingChars="150"/>
         <w:jc w:val="center"/>
         <w:rPr>
           <w:b/>
@@ -3279,17 +3270,7 @@
           <w:b w:val="0"/>
           <w:sz w:val="24"/>
         </w:rPr>
-        <w:t>1. 队列基本功能：实现 InitQueue、EnQueue、</w:t>
-      </w:r>
-      <w:bookmarkStart w:id="26" w:name="_GoBack"/>
-      <w:bookmarkEnd w:id="26"/>
-      <w:r>
-        <w:rPr>
-          <w:rFonts w:ascii="Times New Roman" w:hAnsi="Times New Roman" w:eastAsia="宋体"/>
-          <w:b w:val="0"/>
-          <w:sz w:val="24"/>
-        </w:rPr>
-        <w:t>DeQueue、Clear、Find、Print 等函数，保证队列满足先进先出的逻辑规则。</w:t>
+        <w:t>1. 队列基本功能：实现 InitQueue、EnQueue、DeQueue、Clear、Find、Print 等函数，保证队列满足先进先出的逻辑规则。</w:t>
       </w:r>
     </w:p>
     <w:p>
@@ -7556,7 +7537,7 @@
 </file>
 
 <file path=customXml/item1.xml><?xml version="1.0" encoding="utf-8"?>
-<b:Sources xmlns:b="http://schemas.openxmlformats.org/officeDocument/2006/bibliography" xmlns="http://schemas.openxmlformats.org/officeDocument/2006/bibliography" SelectedStyle="\APA.XSL" StyleName="APA"/>
+<b:Sources xmlns="http://schemas.openxmlformats.org/officeDocument/2006/bibliography" xmlns:b="http://schemas.openxmlformats.org/officeDocument/2006/bibliography" StyleName="APA" SelectedStyle="\APA.XSL"/>
 </file>
 
 <file path=customXml/itemProps1.xml><?xml version="1.0" encoding="utf-8"?>
